--- a/2026.10.22雅思听力真题复盘.docx
+++ b/2026.10.22雅思听力真题复盘.docx
@@ -5,24 +5,24 @@
     <w:p>
       <w:pPr>
         <w:rPr>
-          <w:rFonts w:hint="default" w:eastAsiaTheme="minorEastAsia"/>
-          <w:lang w:val="en-US" w:eastAsia="zh-CN"/>
-        </w:rPr>
-      </w:pPr>
-      <w:r>
-        <w:rPr>
-          <w:rFonts w:hint="eastAsia"/>
-          <w:lang w:val="en-US" w:eastAsia="zh-CN"/>
-        </w:rPr>
-        <w:t>PART1:8/10</w:t>
+          <w:rFonts w:hint="eastAsia"/>
+          <w:lang w:val="en-US" w:eastAsia="zh-CN"/>
+        </w:rPr>
+      </w:pPr>
+      <w:r>
+        <w:rPr>
+          <w:rFonts w:hint="eastAsia"/>
+          <w:lang w:val="en-US" w:eastAsia="zh-CN"/>
+        </w:rPr>
+        <w:t>PART2:6/10</w:t>
       </w:r>
     </w:p>
     <w:p>
       <w:r>
         <w:drawing>
           <wp:inline distT="0" distB="0" distL="114300" distR="114300">
-            <wp:extent cx="3166110" cy="1905000"/>
-            <wp:effectExtent l="0" t="0" r="3810" b="0"/>
+            <wp:extent cx="3102610" cy="1866900"/>
+            <wp:effectExtent l="0" t="0" r="6350" b="7620"/>
             <wp:docPr id="1" name="图片 1"/>
             <wp:cNvGraphicFramePr>
               <a:graphicFrameLocks xmlns:a="http://schemas.openxmlformats.org/drawingml/2006/main" noChangeAspect="1"/>
@@ -45,7 +45,7 @@
                   <pic:spPr>
                     <a:xfrm>
                       <a:off x="0" y="0"/>
-                      <a:ext cx="3166110" cy="1905000"/>
+                      <a:ext cx="3102610" cy="1866900"/>
                     </a:xfrm>
                     <a:prstGeom prst="rect">
                       <a:avLst/>
@@ -78,7 +78,7 @@
           <w:rFonts w:hint="eastAsia"/>
           <w:lang w:val="en-US" w:eastAsia="zh-CN"/>
         </w:rPr>
-        <w:t>听急了，后面没听出来</w:t>
+        <w:t>答案在这个名词的前一句出现，没仔细注意</w:t>
       </w:r>
     </w:p>
     <w:p>
@@ -90,8 +90,8 @@
       <w:r>
         <w:drawing>
           <wp:inline distT="0" distB="0" distL="114300" distR="114300">
-            <wp:extent cx="3197860" cy="1924050"/>
-            <wp:effectExtent l="0" t="0" r="2540" b="11430"/>
+            <wp:extent cx="3102610" cy="1866900"/>
+            <wp:effectExtent l="0" t="0" r="6350" b="7620"/>
             <wp:docPr id="2" name="图片 2"/>
             <wp:cNvGraphicFramePr>
               <a:graphicFrameLocks xmlns:a="http://schemas.openxmlformats.org/drawingml/2006/main" noChangeAspect="1"/>
@@ -114,7 +114,7 @@
                   <pic:spPr>
                     <a:xfrm>
                       <a:off x="0" y="0"/>
-                      <a:ext cx="3197860" cy="1924050"/>
+                      <a:ext cx="3102610" cy="1866900"/>
                     </a:xfrm>
                     <a:prstGeom prst="rect">
                       <a:avLst/>
@@ -135,61 +135,34 @@
       <w:pPr>
         <w:numPr>
           <w:ilvl w:val="0"/>
-          <w:numId w:val="2"/>
-        </w:numPr>
-        <w:rPr>
-          <w:rFonts w:hint="eastAsia"/>
-          <w:lang w:val="en-US" w:eastAsia="zh-CN"/>
-        </w:rPr>
-      </w:pPr>
-      <w:r>
-        <w:rPr>
-          <w:rFonts w:hint="eastAsia"/>
-          <w:lang w:val="en-US" w:eastAsia="zh-CN"/>
-        </w:rPr>
-        <w:t>同上</w:t>
-      </w:r>
-    </w:p>
-    <w:p>
-      <w:pPr>
-        <w:numPr>
-          <w:numId w:val="0"/>
-        </w:numPr>
-        <w:rPr>
-          <w:rFonts w:hint="default"/>
-          <w:lang w:val="en-US" w:eastAsia="zh-CN"/>
-        </w:rPr>
-      </w:pPr>
-    </w:p>
-    <w:p>
-      <w:pPr>
-        <w:numPr>
-          <w:numId w:val="0"/>
-        </w:numPr>
-        <w:rPr>
-          <w:rFonts w:hint="eastAsia"/>
-          <w:lang w:val="en-US" w:eastAsia="zh-CN"/>
-        </w:rPr>
-      </w:pPr>
-      <w:r>
-        <w:rPr>
-          <w:rFonts w:hint="eastAsia"/>
-          <w:lang w:val="en-US" w:eastAsia="zh-CN"/>
-        </w:rPr>
-        <w:t>PART4:8/10</w:t>
-      </w:r>
-    </w:p>
-    <w:p>
-      <w:pPr>
-        <w:numPr>
-          <w:numId w:val="0"/>
-        </w:numPr>
+          <w:numId w:val="1"/>
+        </w:numPr>
+        <w:ind w:left="0" w:leftChars="0" w:firstLine="0" w:firstLineChars="0"/>
+        <w:rPr>
+          <w:rFonts w:hint="eastAsia"/>
+          <w:lang w:val="en-US" w:eastAsia="zh-CN"/>
+        </w:rPr>
+      </w:pPr>
+      <w:r>
+        <w:rPr>
+          <w:rFonts w:hint="eastAsia"/>
+          <w:lang w:val="en-US" w:eastAsia="zh-CN"/>
+        </w:rPr>
+        <w:t>同义替换</w:t>
+      </w:r>
+    </w:p>
+    <w:p>
+      <w:pPr>
+        <w:numPr>
+          <w:numId w:val="0"/>
+        </w:numPr>
+        <w:ind w:leftChars="0"/>
       </w:pPr>
       <w:r>
         <w:drawing>
           <wp:inline distT="0" distB="0" distL="114300" distR="114300">
-            <wp:extent cx="3188335" cy="1918335"/>
-            <wp:effectExtent l="0" t="0" r="12065" b="1905"/>
+            <wp:extent cx="3156585" cy="1899285"/>
+            <wp:effectExtent l="0" t="0" r="13335" b="5715"/>
             <wp:docPr id="3" name="图片 3"/>
             <wp:cNvGraphicFramePr>
               <a:graphicFrameLocks xmlns:a="http://schemas.openxmlformats.org/drawingml/2006/main" noChangeAspect="1"/>
@@ -212,7 +185,7 @@
                   <pic:spPr>
                     <a:xfrm>
                       <a:off x="0" y="0"/>
-                      <a:ext cx="3188335" cy="1918335"/>
+                      <a:ext cx="3156585" cy="1899285"/>
                     </a:xfrm>
                     <a:prstGeom prst="rect">
                       <a:avLst/>
@@ -232,29 +205,36 @@
     <w:p>
       <w:pPr>
         <w:numPr>
-          <w:numId w:val="0"/>
-        </w:numPr>
-        <w:rPr>
-          <w:rFonts w:hint="eastAsia"/>
-          <w:lang w:val="en-US" w:eastAsia="zh-CN"/>
-        </w:rPr>
-      </w:pPr>
-      <w:r>
-        <w:rPr>
-          <w:rFonts w:hint="eastAsia"/>
-          <w:lang w:val="en-US" w:eastAsia="zh-CN"/>
-        </w:rPr>
-        <w:t>31.</w:t>
-      </w:r>
-      <w:bookmarkStart w:id="0" w:name="_GoBack"/>
-      <w:bookmarkEnd w:id="0"/>
-      <w:r>
-        <w:rPr>
-          <w:rFonts w:hint="eastAsia"/>
-          <w:lang w:val="en-US" w:eastAsia="zh-CN"/>
-        </w:rPr>
-        <w:t>听错了</w:t>
-      </w:r>
+          <w:ilvl w:val="0"/>
+          <w:numId w:val="2"/>
+        </w:numPr>
+        <w:ind w:leftChars="0"/>
+        <w:rPr>
+          <w:rFonts w:hint="eastAsia"/>
+          <w:lang w:val="en-US" w:eastAsia="zh-CN"/>
+        </w:rPr>
+      </w:pPr>
+      <w:r>
+        <w:rPr>
+          <w:rFonts w:hint="eastAsia"/>
+          <w:lang w:val="en-US" w:eastAsia="zh-CN"/>
+        </w:rPr>
+        <w:t>没听出来</w:t>
+      </w:r>
+    </w:p>
+    <w:p>
+      <w:pPr>
+        <w:numPr>
+          <w:numId w:val="0"/>
+        </w:numPr>
+      </w:pPr>
+    </w:p>
+    <w:p>
+      <w:pPr>
+        <w:numPr>
+          <w:numId w:val="0"/>
+        </w:numPr>
+      </w:pPr>
     </w:p>
     <w:p>
       <w:pPr>
@@ -265,8 +245,8 @@
       <w:r>
         <w:drawing>
           <wp:inline distT="0" distB="0" distL="114300" distR="114300">
-            <wp:extent cx="3213735" cy="1934210"/>
-            <wp:effectExtent l="0" t="0" r="1905" b="1270"/>
+            <wp:extent cx="3190240" cy="1919605"/>
+            <wp:effectExtent l="0" t="0" r="10160" b="635"/>
             <wp:docPr id="4" name="图片 4"/>
             <wp:cNvGraphicFramePr>
               <a:graphicFrameLocks xmlns:a="http://schemas.openxmlformats.org/drawingml/2006/main" noChangeAspect="1"/>
@@ -289,7 +269,7 @@
                   <pic:spPr>
                     <a:xfrm>
                       <a:off x="0" y="0"/>
-                      <a:ext cx="3213735" cy="1934210"/>
+                      <a:ext cx="3190240" cy="1919605"/>
                     </a:xfrm>
                     <a:prstGeom prst="rect">
                       <a:avLst/>
@@ -309,8 +289,479 @@
     <w:p>
       <w:pPr>
         <w:numPr>
-          <w:numId w:val="0"/>
-        </w:numPr>
+          <w:ilvl w:val="0"/>
+          <w:numId w:val="2"/>
+        </w:numPr>
+        <w:ind w:left="0" w:leftChars="0" w:firstLine="0" w:firstLineChars="0"/>
+        <w:rPr>
+          <w:rFonts w:hint="eastAsia"/>
+          <w:lang w:val="en-US" w:eastAsia="zh-CN"/>
+        </w:rPr>
+      </w:pPr>
+      <w:r>
+        <w:rPr>
+          <w:rFonts w:hint="eastAsia"/>
+          <w:lang w:val="en-US" w:eastAsia="zh-CN"/>
+        </w:rPr>
+        <w:t>我认为答案有争议</w:t>
+      </w:r>
+    </w:p>
+    <w:p>
+      <w:pPr>
+        <w:numPr>
+          <w:numId w:val="0"/>
+        </w:numPr>
+        <w:ind w:leftChars="0"/>
+        <w:rPr>
+          <w:rFonts w:hint="default"/>
+          <w:lang w:val="en-US" w:eastAsia="zh-CN"/>
+        </w:rPr>
+      </w:pPr>
+    </w:p>
+    <w:p>
+      <w:pPr>
+        <w:numPr>
+          <w:numId w:val="0"/>
+        </w:numPr>
+        <w:ind w:leftChars="0"/>
+        <w:rPr>
+          <w:rFonts w:hint="eastAsia"/>
+          <w:lang w:val="en-US" w:eastAsia="zh-CN"/>
+        </w:rPr>
+      </w:pPr>
+      <w:r>
+        <w:rPr>
+          <w:rFonts w:hint="eastAsia"/>
+          <w:lang w:val="en-US" w:eastAsia="zh-CN"/>
+        </w:rPr>
+        <w:t>PART3:5/10</w:t>
+      </w:r>
+    </w:p>
+    <w:p>
+      <w:pPr>
+        <w:numPr>
+          <w:numId w:val="0"/>
+        </w:numPr>
+        <w:ind w:leftChars="0"/>
+      </w:pPr>
+      <w:r>
+        <w:drawing>
+          <wp:inline distT="0" distB="0" distL="114300" distR="114300">
+            <wp:extent cx="3229610" cy="1943100"/>
+            <wp:effectExtent l="0" t="0" r="1270" b="7620"/>
+            <wp:docPr id="5" name="图片 5"/>
+            <wp:cNvGraphicFramePr>
+              <a:graphicFrameLocks xmlns:a="http://schemas.openxmlformats.org/drawingml/2006/main" noChangeAspect="1"/>
+            </wp:cNvGraphicFramePr>
+            <a:graphic xmlns:a="http://schemas.openxmlformats.org/drawingml/2006/main">
+              <a:graphicData uri="http://schemas.openxmlformats.org/drawingml/2006/picture">
+                <pic:pic xmlns:pic="http://schemas.openxmlformats.org/drawingml/2006/picture">
+                  <pic:nvPicPr>
+                    <pic:cNvPr id="5" name="图片 5"/>
+                    <pic:cNvPicPr>
+                      <a:picLocks noChangeAspect="1"/>
+                    </pic:cNvPicPr>
+                  </pic:nvPicPr>
+                  <pic:blipFill>
+                    <a:blip r:embed="rId8"/>
+                    <a:stretch>
+                      <a:fillRect/>
+                    </a:stretch>
+                  </pic:blipFill>
+                  <pic:spPr>
+                    <a:xfrm>
+                      <a:off x="0" y="0"/>
+                      <a:ext cx="3229610" cy="1943100"/>
+                    </a:xfrm>
+                    <a:prstGeom prst="rect">
+                      <a:avLst/>
+                    </a:prstGeom>
+                    <a:noFill/>
+                    <a:ln>
+                      <a:noFill/>
+                    </a:ln>
+                  </pic:spPr>
+                </pic:pic>
+              </a:graphicData>
+            </a:graphic>
+          </wp:inline>
+        </w:drawing>
+      </w:r>
+    </w:p>
+    <w:p>
+      <w:pPr>
+        <w:numPr>
+          <w:ilvl w:val="0"/>
+          <w:numId w:val="3"/>
+        </w:numPr>
+        <w:ind w:leftChars="0"/>
+        <w:rPr>
+          <w:rFonts w:hint="eastAsia"/>
+          <w:lang w:val="en-US" w:eastAsia="zh-CN"/>
+        </w:rPr>
+      </w:pPr>
+      <w:r>
+        <w:rPr>
+          <w:rFonts w:hint="eastAsia"/>
+          <w:lang w:val="en-US" w:eastAsia="zh-CN"/>
+        </w:rPr>
+        <w:t>没仔细听</w:t>
+      </w:r>
+    </w:p>
+    <w:p>
+      <w:pPr>
+        <w:numPr>
+          <w:numId w:val="0"/>
+        </w:numPr>
+      </w:pPr>
+      <w:r>
+        <w:drawing>
+          <wp:inline distT="0" distB="0" distL="114300" distR="114300">
+            <wp:extent cx="3304540" cy="1988185"/>
+            <wp:effectExtent l="0" t="0" r="2540" b="8255"/>
+            <wp:docPr id="6" name="图片 6"/>
+            <wp:cNvGraphicFramePr>
+              <a:graphicFrameLocks xmlns:a="http://schemas.openxmlformats.org/drawingml/2006/main" noChangeAspect="1"/>
+            </wp:cNvGraphicFramePr>
+            <a:graphic xmlns:a="http://schemas.openxmlformats.org/drawingml/2006/main">
+              <a:graphicData uri="http://schemas.openxmlformats.org/drawingml/2006/picture">
+                <pic:pic xmlns:pic="http://schemas.openxmlformats.org/drawingml/2006/picture">
+                  <pic:nvPicPr>
+                    <pic:cNvPr id="6" name="图片 6"/>
+                    <pic:cNvPicPr>
+                      <a:picLocks noChangeAspect="1"/>
+                    </pic:cNvPicPr>
+                  </pic:nvPicPr>
+                  <pic:blipFill>
+                    <a:blip r:embed="rId9"/>
+                    <a:stretch>
+                      <a:fillRect/>
+                    </a:stretch>
+                  </pic:blipFill>
+                  <pic:spPr>
+                    <a:xfrm>
+                      <a:off x="0" y="0"/>
+                      <a:ext cx="3304540" cy="1988185"/>
+                    </a:xfrm>
+                    <a:prstGeom prst="rect">
+                      <a:avLst/>
+                    </a:prstGeom>
+                    <a:noFill/>
+                    <a:ln>
+                      <a:noFill/>
+                    </a:ln>
+                  </pic:spPr>
+                </pic:pic>
+              </a:graphicData>
+            </a:graphic>
+          </wp:inline>
+        </w:drawing>
+      </w:r>
+    </w:p>
+    <w:p>
+      <w:pPr>
+        <w:numPr>
+          <w:ilvl w:val="0"/>
+          <w:numId w:val="4"/>
+        </w:numPr>
+        <w:rPr>
+          <w:rFonts w:hint="eastAsia"/>
+          <w:lang w:val="en-US" w:eastAsia="zh-CN"/>
+        </w:rPr>
+      </w:pPr>
+      <w:r>
+        <w:rPr>
+          <w:rFonts w:hint="eastAsia"/>
+          <w:lang w:val="en-US" w:eastAsia="zh-CN"/>
+        </w:rPr>
+        <w:t>看解析</w:t>
+      </w:r>
+    </w:p>
+    <w:p>
+      <w:pPr>
+        <w:numPr>
+          <w:numId w:val="0"/>
+        </w:numPr>
+        <w:rPr>
+          <w:rFonts w:hint="default"/>
+          <w:lang w:val="en-US" w:eastAsia="zh-CN"/>
+        </w:rPr>
+      </w:pPr>
+    </w:p>
+    <w:p>
+      <w:pPr>
+        <w:numPr>
+          <w:numId w:val="0"/>
+        </w:numPr>
+        <w:rPr>
+          <w:rFonts w:hint="default"/>
+          <w:lang w:val="en-US" w:eastAsia="zh-CN"/>
+        </w:rPr>
+      </w:pPr>
+    </w:p>
+    <w:p>
+      <w:pPr>
+        <w:numPr>
+          <w:numId w:val="0"/>
+        </w:numPr>
+        <w:rPr>
+          <w:rFonts w:hint="default"/>
+          <w:lang w:val="en-US" w:eastAsia="zh-CN"/>
+        </w:rPr>
+      </w:pPr>
+    </w:p>
+    <w:p>
+      <w:pPr>
+        <w:numPr>
+          <w:numId w:val="0"/>
+        </w:numPr>
+        <w:rPr>
+          <w:rFonts w:hint="default"/>
+          <w:lang w:val="en-US" w:eastAsia="zh-CN"/>
+        </w:rPr>
+      </w:pPr>
+    </w:p>
+    <w:p>
+      <w:pPr>
+        <w:numPr>
+          <w:numId w:val="0"/>
+        </w:numPr>
+        <w:rPr>
+          <w:rFonts w:hint="default"/>
+          <w:lang w:val="en-US" w:eastAsia="zh-CN"/>
+        </w:rPr>
+      </w:pPr>
+    </w:p>
+    <w:p>
+      <w:pPr>
+        <w:numPr>
+          <w:numId w:val="0"/>
+        </w:numPr>
+        <w:rPr>
+          <w:rFonts w:hint="default"/>
+          <w:lang w:val="en-US" w:eastAsia="zh-CN"/>
+        </w:rPr>
+      </w:pPr>
+    </w:p>
+    <w:p>
+      <w:pPr>
+        <w:numPr>
+          <w:numId w:val="0"/>
+        </w:numPr>
+        <w:rPr>
+          <w:rFonts w:hint="default"/>
+          <w:lang w:val="en-US" w:eastAsia="zh-CN"/>
+        </w:rPr>
+      </w:pPr>
+    </w:p>
+    <w:p>
+      <w:pPr>
+        <w:numPr>
+          <w:numId w:val="0"/>
+        </w:numPr>
+        <w:rPr>
+          <w:rFonts w:hint="default"/>
+          <w:lang w:val="en-US" w:eastAsia="zh-CN"/>
+        </w:rPr>
+      </w:pPr>
+    </w:p>
+    <w:p>
+      <w:pPr>
+        <w:numPr>
+          <w:numId w:val="0"/>
+        </w:numPr>
+      </w:pPr>
+      <w:r>
+        <w:drawing>
+          <wp:inline distT="0" distB="0" distL="114300" distR="114300">
+            <wp:extent cx="2976880" cy="1791335"/>
+            <wp:effectExtent l="0" t="0" r="10160" b="6985"/>
+            <wp:docPr id="7" name="图片 7"/>
+            <wp:cNvGraphicFramePr>
+              <a:graphicFrameLocks xmlns:a="http://schemas.openxmlformats.org/drawingml/2006/main" noChangeAspect="1"/>
+            </wp:cNvGraphicFramePr>
+            <a:graphic xmlns:a="http://schemas.openxmlformats.org/drawingml/2006/main">
+              <a:graphicData uri="http://schemas.openxmlformats.org/drawingml/2006/picture">
+                <pic:pic xmlns:pic="http://schemas.openxmlformats.org/drawingml/2006/picture">
+                  <pic:nvPicPr>
+                    <pic:cNvPr id="7" name="图片 7"/>
+                    <pic:cNvPicPr>
+                      <a:picLocks noChangeAspect="1"/>
+                    </pic:cNvPicPr>
+                  </pic:nvPicPr>
+                  <pic:blipFill>
+                    <a:blip r:embed="rId10"/>
+                    <a:stretch>
+                      <a:fillRect/>
+                    </a:stretch>
+                  </pic:blipFill>
+                  <pic:spPr>
+                    <a:xfrm>
+                      <a:off x="0" y="0"/>
+                      <a:ext cx="2976880" cy="1791335"/>
+                    </a:xfrm>
+                    <a:prstGeom prst="rect">
+                      <a:avLst/>
+                    </a:prstGeom>
+                    <a:noFill/>
+                    <a:ln>
+                      <a:noFill/>
+                    </a:ln>
+                  </pic:spPr>
+                </pic:pic>
+              </a:graphicData>
+            </a:graphic>
+          </wp:inline>
+        </w:drawing>
+      </w:r>
+    </w:p>
+    <w:p>
+      <w:pPr>
+        <w:numPr>
+          <w:ilvl w:val="0"/>
+          <w:numId w:val="4"/>
+        </w:numPr>
+        <w:ind w:left="0" w:leftChars="0" w:firstLine="0" w:firstLineChars="0"/>
+        <w:rPr>
+          <w:rFonts w:hint="eastAsia"/>
+          <w:lang w:val="en-US" w:eastAsia="zh-CN"/>
+        </w:rPr>
+      </w:pPr>
+      <w:r>
+        <w:rPr>
+          <w:rFonts w:hint="eastAsia"/>
+          <w:lang w:val="en-US" w:eastAsia="zh-CN"/>
+        </w:rPr>
+        <w:t>没听出来</w:t>
+      </w:r>
+    </w:p>
+    <w:p>
+      <w:pPr>
+        <w:numPr>
+          <w:numId w:val="0"/>
+        </w:numPr>
+        <w:ind w:leftChars="0"/>
+      </w:pPr>
+      <w:r>
+        <w:drawing>
+          <wp:inline distT="0" distB="0" distL="114300" distR="114300">
+            <wp:extent cx="2976880" cy="1791335"/>
+            <wp:effectExtent l="0" t="0" r="10160" b="6985"/>
+            <wp:docPr id="8" name="图片 8"/>
+            <wp:cNvGraphicFramePr>
+              <a:graphicFrameLocks xmlns:a="http://schemas.openxmlformats.org/drawingml/2006/main" noChangeAspect="1"/>
+            </wp:cNvGraphicFramePr>
+            <a:graphic xmlns:a="http://schemas.openxmlformats.org/drawingml/2006/main">
+              <a:graphicData uri="http://schemas.openxmlformats.org/drawingml/2006/picture">
+                <pic:pic xmlns:pic="http://schemas.openxmlformats.org/drawingml/2006/picture">
+                  <pic:nvPicPr>
+                    <pic:cNvPr id="8" name="图片 8"/>
+                    <pic:cNvPicPr>
+                      <a:picLocks noChangeAspect="1"/>
+                    </pic:cNvPicPr>
+                  </pic:nvPicPr>
+                  <pic:blipFill>
+                    <a:blip r:embed="rId11"/>
+                    <a:stretch>
+                      <a:fillRect/>
+                    </a:stretch>
+                  </pic:blipFill>
+                  <pic:spPr>
+                    <a:xfrm>
+                      <a:off x="0" y="0"/>
+                      <a:ext cx="2976880" cy="1791335"/>
+                    </a:xfrm>
+                    <a:prstGeom prst="rect">
+                      <a:avLst/>
+                    </a:prstGeom>
+                    <a:noFill/>
+                    <a:ln>
+                      <a:noFill/>
+                    </a:ln>
+                  </pic:spPr>
+                </pic:pic>
+              </a:graphicData>
+            </a:graphic>
+          </wp:inline>
+        </w:drawing>
+      </w:r>
+    </w:p>
+    <w:p>
+      <w:pPr>
+        <w:numPr>
+          <w:numId w:val="0"/>
+        </w:numPr>
+        <w:ind w:leftChars="0"/>
+        <w:rPr>
+          <w:rFonts w:hint="eastAsia"/>
+          <w:lang w:val="en-US" w:eastAsia="zh-CN"/>
+        </w:rPr>
+      </w:pPr>
+      <w:r>
+        <w:rPr>
+          <w:rFonts w:hint="eastAsia"/>
+          <w:lang w:val="en-US" w:eastAsia="zh-CN"/>
+        </w:rPr>
+        <w:t>27.答案在这个名词的前一句出现，没仔细注意</w:t>
+      </w:r>
+    </w:p>
+    <w:p>
+      <w:pPr>
+        <w:numPr>
+          <w:numId w:val="0"/>
+        </w:numPr>
+        <w:ind w:leftChars="0"/>
+      </w:pPr>
+      <w:r>
+        <w:drawing>
+          <wp:inline distT="0" distB="0" distL="114300" distR="114300">
+            <wp:extent cx="2964180" cy="1783715"/>
+            <wp:effectExtent l="0" t="0" r="7620" b="14605"/>
+            <wp:docPr id="9" name="图片 9"/>
+            <wp:cNvGraphicFramePr>
+              <a:graphicFrameLocks xmlns:a="http://schemas.openxmlformats.org/drawingml/2006/main" noChangeAspect="1"/>
+            </wp:cNvGraphicFramePr>
+            <a:graphic xmlns:a="http://schemas.openxmlformats.org/drawingml/2006/main">
+              <a:graphicData uri="http://schemas.openxmlformats.org/drawingml/2006/picture">
+                <pic:pic xmlns:pic="http://schemas.openxmlformats.org/drawingml/2006/picture">
+                  <pic:nvPicPr>
+                    <pic:cNvPr id="9" name="图片 9"/>
+                    <pic:cNvPicPr>
+                      <a:picLocks noChangeAspect="1"/>
+                    </pic:cNvPicPr>
+                  </pic:nvPicPr>
+                  <pic:blipFill>
+                    <a:blip r:embed="rId12"/>
+                    <a:stretch>
+                      <a:fillRect/>
+                    </a:stretch>
+                  </pic:blipFill>
+                  <pic:spPr>
+                    <a:xfrm>
+                      <a:off x="0" y="0"/>
+                      <a:ext cx="2964180" cy="1783715"/>
+                    </a:xfrm>
+                    <a:prstGeom prst="rect">
+                      <a:avLst/>
+                    </a:prstGeom>
+                    <a:noFill/>
+                    <a:ln>
+                      <a:noFill/>
+                    </a:ln>
+                  </pic:spPr>
+                </pic:pic>
+              </a:graphicData>
+            </a:graphic>
+          </wp:inline>
+        </w:drawing>
+      </w:r>
+    </w:p>
+    <w:p>
+      <w:pPr>
+        <w:numPr>
+          <w:numId w:val="0"/>
+        </w:numPr>
+        <w:ind w:leftChars="0"/>
         <w:rPr>
           <w:rFonts w:hint="default" w:eastAsiaTheme="minorEastAsia"/>
           <w:lang w:val="en-US" w:eastAsia="zh-CN"/>
@@ -321,19 +772,10 @@
           <w:rFonts w:hint="eastAsia"/>
           <w:lang w:val="en-US" w:eastAsia="zh-CN"/>
         </w:rPr>
-        <w:t>37.a没听到</w:t>
-      </w:r>
-    </w:p>
-    <w:p>
-      <w:pPr>
-        <w:numPr>
-          <w:numId w:val="0"/>
-        </w:numPr>
-        <w:rPr>
-          <w:rFonts w:hint="default"/>
-          <w:lang w:val="en-US" w:eastAsia="zh-CN"/>
-        </w:rPr>
-      </w:pPr>
+        <w:t>30.labeled没细听到</w:t>
+      </w:r>
+      <w:bookmarkStart w:id="0" w:name="_GoBack"/>
+      <w:bookmarkEnd w:id="0"/>
     </w:p>
     <w:sectPr>
       <w:pgSz w:w="11906" w:h="16838"/>
@@ -348,11 +790,11 @@
 <file path=word/numbering.xml><?xml version="1.0" encoding="utf-8"?>
 <w:numbering xmlns:wpc="http://schemas.microsoft.com/office/word/2010/wordprocessingCanvas" xmlns:mc="http://schemas.openxmlformats.org/markup-compatibility/2006" xmlns:o="urn:schemas-microsoft-com:office:office" xmlns:r="http://schemas.openxmlformats.org/officeDocument/2006/relationships" xmlns:m="http://schemas.openxmlformats.org/officeDocument/2006/math" xmlns:v="urn:schemas-microsoft-com:vml" xmlns:wp14="http://schemas.microsoft.com/office/word/2010/wordprocessingDrawing" xmlns:wp="http://schemas.openxmlformats.org/drawingml/2006/wordprocessingDrawing" xmlns:w10="urn:schemas-microsoft-com:office:word" xmlns:w="http://schemas.openxmlformats.org/wordprocessingml/2006/main" xmlns:w14="http://schemas.microsoft.com/office/word/2010/wordml" xmlns:wpg="http://schemas.microsoft.com/office/word/2010/wordprocessingGroup" xmlns:wpi="http://schemas.microsoft.com/office/word/2010/wordprocessingInk" xmlns:wne="http://schemas.microsoft.com/office/word/2006/wordml" xmlns:wps="http://schemas.microsoft.com/office/word/2010/wordprocessingShape" xmlns:wpsCustomData="http://www.wps.cn/officeDocument/2013/wpsCustomData" mc:Ignorable="w14 wp14">
   <w:abstractNum w:abstractNumId="0">
-    <w:nsid w:val="92894292"/>
+    <w:nsid w:val="B9A38FD5"/>
     <w:multiLevelType w:val="singleLevel"/>
-    <w:tmpl w:val="92894292"/>
+    <w:tmpl w:val="B9A38FD5"/>
     <w:lvl w:ilvl="0" w:tentative="0">
-      <w:start w:val="1"/>
+      <w:start w:val="16"/>
       <w:numFmt w:val="decimal"/>
       <w:lvlText w:val="%1."/>
       <w:lvlJc w:val="left"/>
@@ -364,11 +806,11 @@
     </w:lvl>
   </w:abstractNum>
   <w:abstractNum w:abstractNumId="1">
-    <w:nsid w:val="A7F8C56B"/>
+    <w:nsid w:val="2D4AD8B9"/>
     <w:multiLevelType w:val="singleLevel"/>
-    <w:tmpl w:val="A7F8C56B"/>
+    <w:tmpl w:val="2D4AD8B9"/>
     <w:lvl w:ilvl="0" w:tentative="0">
-      <w:start w:val="9"/>
+      <w:start w:val="12"/>
       <w:numFmt w:val="decimal"/>
       <w:lvlText w:val="%1."/>
       <w:lvlJc w:val="left"/>
@@ -379,11 +821,49 @@
       </w:pPr>
     </w:lvl>
   </w:abstractNum>
+  <w:abstractNum w:abstractNumId="2">
+    <w:nsid w:val="4B99F3D6"/>
+    <w:multiLevelType w:val="singleLevel"/>
+    <w:tmpl w:val="4B99F3D6"/>
+    <w:lvl w:ilvl="0" w:tentative="0">
+      <w:start w:val="22"/>
+      <w:numFmt w:val="decimal"/>
+      <w:lvlText w:val="%1."/>
+      <w:lvlJc w:val="left"/>
+      <w:pPr>
+        <w:tabs>
+          <w:tab w:val="left" w:pos="312"/>
+        </w:tabs>
+      </w:pPr>
+    </w:lvl>
+  </w:abstractNum>
+  <w:abstractNum w:abstractNumId="3">
+    <w:nsid w:val="7D154ABF"/>
+    <w:multiLevelType w:val="singleLevel"/>
+    <w:tmpl w:val="7D154ABF"/>
+    <w:lvl w:ilvl="0" w:tentative="0">
+      <w:start w:val="25"/>
+      <w:numFmt w:val="decimal"/>
+      <w:lvlText w:val="%1."/>
+      <w:lvlJc w:val="left"/>
+      <w:pPr>
+        <w:tabs>
+          <w:tab w:val="left" w:pos="312"/>
+        </w:tabs>
+      </w:pPr>
+    </w:lvl>
+  </w:abstractNum>
   <w:num w:numId="1">
+    <w:abstractNumId w:val="1"/>
+  </w:num>
+  <w:num w:numId="2">
     <w:abstractNumId w:val="0"/>
   </w:num>
-  <w:num w:numId="2">
-    <w:abstractNumId w:val="1"/>
+  <w:num w:numId="3">
+    <w:abstractNumId w:val="2"/>
+  </w:num>
+  <w:num w:numId="4">
+    <w:abstractNumId w:val="3"/>
   </w:num>
 </w:numbering>
 </file>
@@ -502,7 +982,7 @@
     <w:lsdException w:unhideWhenUsed="0" w:uiPriority="0" w:semiHidden="0" w:name="HTML Sample"/>
     <w:lsdException w:unhideWhenUsed="0" w:uiPriority="0" w:semiHidden="0" w:name="HTML Typewriter"/>
     <w:lsdException w:unhideWhenUsed="0" w:uiPriority="0" w:semiHidden="0" w:name="HTML Variable"/>
-    <w:lsdException w:unhideWhenUsed="0" w:uiPriority="0" w:name="Normal Table"/>
+    <w:lsdException w:qFormat="1" w:unhideWhenUsed="0" w:uiPriority="0" w:name="Normal Table"/>
     <w:lsdException w:unhideWhenUsed="0" w:uiPriority="0" w:semiHidden="0" w:name="annotation subject"/>
     <w:lsdException w:unhideWhenUsed="0" w:uiPriority="0" w:semiHidden="0" w:name="Table Simple 1"/>
     <w:lsdException w:unhideWhenUsed="0" w:uiPriority="0" w:semiHidden="0" w:name="Table Simple 2"/>
@@ -672,6 +1152,7 @@
   <w:style w:type="table" w:default="1" w:styleId="2">
     <w:name w:val="Normal Table"/>
     <w:semiHidden/>
+    <w:qFormat/>
     <w:uiPriority w:val="0"/>
     <w:tblPr>
       <w:tblCellMar>
